--- a/tables/rigid_jpcc_no_traffic_lte_model_metrics.docx
+++ b/tables/rigid_jpcc_no_traffic_lte_model_metrics.docx
@@ -13,30 +13,35 @@
         <w:t>rigid_jpcc_no_traffic_lte_model_metrics</w:t>
       </w:r>
     </w:p>
+    <w:p>
+      <w:r>
+        <w:rPr>
+          <w:i/>
+          <w:sz w:val="16"/>
+        </w:rPr>
+        <w:t>Additional columns (MAE, Speedup_vs_ANN, Variant, N_train, N_test) are in the source CSV: tables/rigid_jpcc_no_traffic_lte_model_metrics.csv</w:t>
+      </w:r>
+    </w:p>
     <w:tbl>
       <w:tblPr>
         <w:tblStyle w:val="LightGrid-Accent1"/>
         <w:tblW w:type="auto" w:w="0"/>
+        <w:tblLayout w:type="autofit"/>
         <w:tblLook w:firstColumn="1" w:firstRow="1" w:lastColumn="0" w:lastRow="0" w:noHBand="0" w:noVBand="1" w:val="04A0"/>
       </w:tblPr>
       <w:tblGrid>
-        <w:gridCol w:w="720"/>
-        <w:gridCol w:w="720"/>
-        <w:gridCol w:w="720"/>
-        <w:gridCol w:w="720"/>
-        <w:gridCol w:w="720"/>
-        <w:gridCol w:w="720"/>
-        <w:gridCol w:w="720"/>
-        <w:gridCol w:w="720"/>
-        <w:gridCol w:w="720"/>
-        <w:gridCol w:w="720"/>
-        <w:gridCol w:w="720"/>
-        <w:gridCol w:w="720"/>
+        <w:gridCol w:w="2016"/>
+        <w:gridCol w:w="2016"/>
+        <w:gridCol w:w="2016"/>
+        <w:gridCol w:w="2016"/>
+        <w:gridCol w:w="2016"/>
+        <w:gridCol w:w="2016"/>
+        <w:gridCol w:w="2016"/>
       </w:tblGrid>
       <w:tr>
         <w:tc>
           <w:tcPr>
-            <w:tcW w:type="dxa" w:w="720"/>
+            <w:tcW w:type="dxa" w:w="2016"/>
           </w:tcPr>
           <w:p>
             <w:pPr>
@@ -53,7 +58,7 @@
         </w:tc>
         <w:tc>
           <w:tcPr>
-            <w:tcW w:type="dxa" w:w="720"/>
+            <w:tcW w:type="dxa" w:w="2016"/>
           </w:tcPr>
           <w:p>
             <w:pPr>
@@ -70,7 +75,7 @@
         </w:tc>
         <w:tc>
           <w:tcPr>
-            <w:tcW w:type="dxa" w:w="720"/>
+            <w:tcW w:type="dxa" w:w="2016"/>
           </w:tcPr>
           <w:p>
             <w:pPr>
@@ -87,24 +92,7 @@
         </w:tc>
         <w:tc>
           <w:tcPr>
-            <w:tcW w:type="dxa" w:w="720"/>
-          </w:tcPr>
-          <w:p>
-            <w:pPr>
-              <w:jc w:val="center"/>
-            </w:pPr>
-            <w:r>
-              <w:rPr>
-                <w:b/>
-                <w:sz w:val="20"/>
-              </w:rPr>
-              <w:t>MAE</w:t>
-            </w:r>
-          </w:p>
-        </w:tc>
-        <w:tc>
-          <w:tcPr>
-            <w:tcW w:type="dxa" w:w="720"/>
+            <w:tcW w:type="dxa" w:w="2016"/>
           </w:tcPr>
           <w:p>
             <w:pPr>
@@ -121,7 +109,24 @@
         </w:tc>
         <w:tc>
           <w:tcPr>
-            <w:tcW w:type="dxa" w:w="720"/>
+            <w:tcW w:type="dxa" w:w="2016"/>
+          </w:tcPr>
+          <w:p>
+            <w:pPr>
+              <w:jc w:val="center"/>
+            </w:pPr>
+            <w:r>
+              <w:rPr>
+                <w:b/>
+                <w:sz w:val="20"/>
+              </w:rPr>
+              <w:t>Speedup_vs_RF</w:t>
+            </w:r>
+          </w:p>
+        </w:tc>
+        <w:tc>
+          <w:tcPr>
+            <w:tcW w:type="dxa" w:w="2016"/>
           </w:tcPr>
           <w:p>
             <w:pPr>
@@ -138,7 +143,7 @@
         </w:tc>
         <w:tc>
           <w:tcPr>
-            <w:tcW w:type="dxa" w:w="720"/>
+            <w:tcW w:type="dxa" w:w="2016"/>
           </w:tcPr>
           <w:p>
             <w:pPr>
@@ -153,109 +158,24 @@
             </w:r>
           </w:p>
         </w:tc>
-        <w:tc>
-          <w:tcPr>
-            <w:tcW w:type="dxa" w:w="720"/>
-          </w:tcPr>
-          <w:p>
-            <w:pPr>
-              <w:jc w:val="center"/>
-            </w:pPr>
-            <w:r>
-              <w:rPr>
-                <w:b/>
-                <w:sz w:val="20"/>
-              </w:rPr>
-              <w:t>Speedup_vs_RF</w:t>
-            </w:r>
-          </w:p>
-        </w:tc>
-        <w:tc>
-          <w:tcPr>
-            <w:tcW w:type="dxa" w:w="720"/>
-          </w:tcPr>
-          <w:p>
-            <w:pPr>
-              <w:jc w:val="center"/>
-            </w:pPr>
-            <w:r>
-              <w:rPr>
-                <w:b/>
-                <w:sz w:val="20"/>
-              </w:rPr>
-              <w:t>Speedup_vs_ANN</w:t>
-            </w:r>
-          </w:p>
-        </w:tc>
-        <w:tc>
-          <w:tcPr>
-            <w:tcW w:type="dxa" w:w="720"/>
-          </w:tcPr>
-          <w:p>
-            <w:pPr>
-              <w:jc w:val="center"/>
-            </w:pPr>
-            <w:r>
-              <w:rPr>
-                <w:b/>
-                <w:sz w:val="20"/>
-              </w:rPr>
-              <w:t>Variant</w:t>
-            </w:r>
-          </w:p>
-        </w:tc>
-        <w:tc>
-          <w:tcPr>
-            <w:tcW w:type="dxa" w:w="720"/>
-          </w:tcPr>
-          <w:p>
-            <w:pPr>
-              <w:jc w:val="center"/>
-            </w:pPr>
-            <w:r>
-              <w:rPr>
-                <w:b/>
-                <w:sz w:val="20"/>
-              </w:rPr>
-              <w:t>N_train</w:t>
-            </w:r>
-          </w:p>
-        </w:tc>
-        <w:tc>
-          <w:tcPr>
-            <w:tcW w:type="dxa" w:w="720"/>
-          </w:tcPr>
-          <w:p>
-            <w:pPr>
-              <w:jc w:val="center"/>
-            </w:pPr>
-            <w:r>
-              <w:rPr>
-                <w:b/>
-                <w:sz w:val="20"/>
-              </w:rPr>
-              <w:t>N_test</w:t>
-            </w:r>
-          </w:p>
-        </w:tc>
       </w:tr>
       <w:tr>
         <w:tc>
           <w:tcPr>
-            <w:tcW w:type="dxa" w:w="720"/>
+            <w:tcW w:type="dxa" w:w="2016"/>
           </w:tcPr>
           <w:p>
             <w:r>
               <w:rPr>
                 <w:sz w:val="20"/>
               </w:rPr>
-              <w:t>MEPDG-style Linear Regression</w:t>
+              <w:t>Linear (M-E style)</w:t>
             </w:r>
           </w:p>
         </w:tc>
         <w:tc>
           <w:tcPr>
-            <w:tcW w:type="dxa" w:w="720"/>
+            <w:tcW w:type="dxa" w:w="2016"/>
           </w:tcPr>
           <w:p>
             <w:r>
@@ -268,7 +188,7 @@
         </w:tc>
         <w:tc>
           <w:tcPr>
-            <w:tcW w:type="dxa" w:w="720"/>
+            <w:tcW w:type="dxa" w:w="2016"/>
           </w:tcPr>
           <w:p>
             <w:r>
@@ -281,20 +201,7 @@
         </w:tc>
         <w:tc>
           <w:tcPr>
-            <w:tcW w:type="dxa" w:w="720"/>
-          </w:tcPr>
-          <w:p>
-            <w:r>
-              <w:rPr>
-                <w:sz w:val="20"/>
-              </w:rPr>
-              <w:t>0.6851</w:t>
-            </w:r>
-          </w:p>
-        </w:tc>
-        <w:tc>
-          <w:tcPr>
-            <w:tcW w:type="dxa" w:w="720"/>
+            <w:tcW w:type="dxa" w:w="2016"/>
           </w:tcPr>
           <w:p>
             <w:r>
@@ -307,31 +214,7 @@
         </w:tc>
         <w:tc>
           <w:tcPr>
-            <w:tcW w:type="dxa" w:w="720"/>
-          </w:tcPr>
-          <w:p>
-            <w:r>
-              <w:rPr>
-                <w:sz w:val="20"/>
-              </w:rPr>
-            </w:r>
-          </w:p>
-        </w:tc>
-        <w:tc>
-          <w:tcPr>
-            <w:tcW w:type="dxa" w:w="720"/>
-          </w:tcPr>
-          <w:p>
-            <w:r>
-              <w:rPr>
-                <w:sz w:val="20"/>
-              </w:rPr>
-            </w:r>
-          </w:p>
-        </w:tc>
-        <w:tc>
-          <w:tcPr>
-            <w:tcW w:type="dxa" w:w="720"/>
+            <w:tcW w:type="dxa" w:w="2016"/>
           </w:tcPr>
           <w:p>
             <w:r>
@@ -344,53 +227,25 @@
         </w:tc>
         <w:tc>
           <w:tcPr>
-            <w:tcW w:type="dxa" w:w="720"/>
+            <w:tcW w:type="dxa" w:w="2016"/>
           </w:tcPr>
           <w:p>
             <w:r>
               <w:rPr>
                 <w:sz w:val="20"/>
               </w:rPr>
-              <w:t>419.4889</w:t>
             </w:r>
           </w:p>
         </w:tc>
         <w:tc>
           <w:tcPr>
-            <w:tcW w:type="dxa" w:w="720"/>
+            <w:tcW w:type="dxa" w:w="2016"/>
           </w:tcPr>
           <w:p>
             <w:r>
               <w:rPr>
                 <w:sz w:val="20"/>
               </w:rPr>
-              <w:t>no_traffic_lte</w:t>
-            </w:r>
-          </w:p>
-        </w:tc>
-        <w:tc>
-          <w:tcPr>
-            <w:tcW w:type="dxa" w:w="720"/>
-          </w:tcPr>
-          <w:p>
-            <w:r>
-              <w:rPr>
-                <w:sz w:val="20"/>
-              </w:rPr>
-              <w:t>1097</w:t>
-            </w:r>
-          </w:p>
-        </w:tc>
-        <w:tc>
-          <w:tcPr>
-            <w:tcW w:type="dxa" w:w="720"/>
-          </w:tcPr>
-          <w:p>
-            <w:r>
-              <w:rPr>
-                <w:sz w:val="20"/>
-              </w:rPr>
-              <w:t>193</w:t>
             </w:r>
           </w:p>
         </w:tc>
@@ -398,7 +253,7 @@
       <w:tr>
         <w:tc>
           <w:tcPr>
-            <w:tcW w:type="dxa" w:w="720"/>
+            <w:tcW w:type="dxa" w:w="2016"/>
           </w:tcPr>
           <w:p>
             <w:r>
@@ -411,7 +266,7 @@
         </w:tc>
         <w:tc>
           <w:tcPr>
-            <w:tcW w:type="dxa" w:w="720"/>
+            <w:tcW w:type="dxa" w:w="2016"/>
           </w:tcPr>
           <w:p>
             <w:r>
@@ -424,7 +279,7 @@
         </w:tc>
         <w:tc>
           <w:tcPr>
-            <w:tcW w:type="dxa" w:w="720"/>
+            <w:tcW w:type="dxa" w:w="2016"/>
           </w:tcPr>
           <w:p>
             <w:r>
@@ -437,20 +292,7 @@
         </w:tc>
         <w:tc>
           <w:tcPr>
-            <w:tcW w:type="dxa" w:w="720"/>
-          </w:tcPr>
-          <w:p>
-            <w:r>
-              <w:rPr>
-                <w:sz w:val="20"/>
-              </w:rPr>
-              <w:t>0.6393</w:t>
-            </w:r>
-          </w:p>
-        </w:tc>
-        <w:tc>
-          <w:tcPr>
-            <w:tcW w:type="dxa" w:w="720"/>
+            <w:tcW w:type="dxa" w:w="2016"/>
           </w:tcPr>
           <w:p>
             <w:r>
@@ -463,31 +305,7 @@
         </w:tc>
         <w:tc>
           <w:tcPr>
-            <w:tcW w:type="dxa" w:w="720"/>
-          </w:tcPr>
-          <w:p>
-            <w:r>
-              <w:rPr>
-                <w:sz w:val="20"/>
-              </w:rPr>
-            </w:r>
-          </w:p>
-        </w:tc>
-        <w:tc>
-          <w:tcPr>
-            <w:tcW w:type="dxa" w:w="720"/>
-          </w:tcPr>
-          <w:p>
-            <w:r>
-              <w:rPr>
-                <w:sz w:val="20"/>
-              </w:rPr>
-            </w:r>
-          </w:p>
-        </w:tc>
-        <w:tc>
-          <w:tcPr>
-            <w:tcW w:type="dxa" w:w="720"/>
+            <w:tcW w:type="dxa" w:w="2016"/>
           </w:tcPr>
           <w:p>
             <w:r>
@@ -500,53 +318,25 @@
         </w:tc>
         <w:tc>
           <w:tcPr>
-            <w:tcW w:type="dxa" w:w="720"/>
+            <w:tcW w:type="dxa" w:w="2016"/>
           </w:tcPr>
           <w:p>
             <w:r>
               <w:rPr>
                 <w:sz w:val="20"/>
               </w:rPr>
-              <w:t>9.1237</w:t>
             </w:r>
           </w:p>
         </w:tc>
         <w:tc>
           <w:tcPr>
-            <w:tcW w:type="dxa" w:w="720"/>
+            <w:tcW w:type="dxa" w:w="2016"/>
           </w:tcPr>
           <w:p>
             <w:r>
               <w:rPr>
                 <w:sz w:val="20"/>
               </w:rPr>
-              <w:t>no_traffic_lte</w:t>
-            </w:r>
-          </w:p>
-        </w:tc>
-        <w:tc>
-          <w:tcPr>
-            <w:tcW w:type="dxa" w:w="720"/>
-          </w:tcPr>
-          <w:p>
-            <w:r>
-              <w:rPr>
-                <w:sz w:val="20"/>
-              </w:rPr>
-              <w:t>1097</w:t>
-            </w:r>
-          </w:p>
-        </w:tc>
-        <w:tc>
-          <w:tcPr>
-            <w:tcW w:type="dxa" w:w="720"/>
-          </w:tcPr>
-          <w:p>
-            <w:r>
-              <w:rPr>
-                <w:sz w:val="20"/>
-              </w:rPr>
-              <w:t>193</w:t>
             </w:r>
           </w:p>
         </w:tc>
@@ -554,20 +344,20 @@
       <w:tr>
         <w:tc>
           <w:tcPr>
-            <w:tcW w:type="dxa" w:w="720"/>
+            <w:tcW w:type="dxa" w:w="2016"/>
           </w:tcPr>
           <w:p>
             <w:r>
               <w:rPr>
                 <w:sz w:val="20"/>
               </w:rPr>
-              <w:t>ANN (MLP, Optuna-tuned)</w:t>
+              <w:t>ANN (tuned)</w:t>
             </w:r>
           </w:p>
         </w:tc>
         <w:tc>
           <w:tcPr>
-            <w:tcW w:type="dxa" w:w="720"/>
+            <w:tcW w:type="dxa" w:w="2016"/>
           </w:tcPr>
           <w:p>
             <w:r>
@@ -580,7 +370,7 @@
         </w:tc>
         <w:tc>
           <w:tcPr>
-            <w:tcW w:type="dxa" w:w="720"/>
+            <w:tcW w:type="dxa" w:w="2016"/>
           </w:tcPr>
           <w:p>
             <w:r>
@@ -593,20 +383,7 @@
         </w:tc>
         <w:tc>
           <w:tcPr>
-            <w:tcW w:type="dxa" w:w="720"/>
-          </w:tcPr>
-          <w:p>
-            <w:r>
-              <w:rPr>
-                <w:sz w:val="20"/>
-              </w:rPr>
-              <w:t>0.6908</w:t>
-            </w:r>
-          </w:p>
-        </w:tc>
-        <w:tc>
-          <w:tcPr>
-            <w:tcW w:type="dxa" w:w="720"/>
+            <w:tcW w:type="dxa" w:w="2016"/>
           </w:tcPr>
           <w:p>
             <w:r>
@@ -619,7 +396,20 @@
         </w:tc>
         <w:tc>
           <w:tcPr>
-            <w:tcW w:type="dxa" w:w="720"/>
+            <w:tcW w:type="dxa" w:w="2016"/>
+          </w:tcPr>
+          <w:p>
+            <w:r>
+              <w:rPr>
+                <w:sz w:val="20"/>
+              </w:rPr>
+              <w:t>0.1096</w:t>
+            </w:r>
+          </w:p>
+        </w:tc>
+        <w:tc>
+          <w:tcPr>
+            <w:tcW w:type="dxa" w:w="2016"/>
           </w:tcPr>
           <w:p>
             <w:r>
@@ -632,7 +422,7 @@
         </w:tc>
         <w:tc>
           <w:tcPr>
-            <w:tcW w:type="dxa" w:w="720"/>
+            <w:tcW w:type="dxa" w:w="2016"/>
           </w:tcPr>
           <w:p>
             <w:r>
@@ -642,89 +432,24 @@
             </w:r>
           </w:p>
         </w:tc>
+      </w:tr>
+      <w:tr>
         <w:tc>
           <w:tcPr>
-            <w:tcW w:type="dxa" w:w="720"/>
+            <w:tcW w:type="dxa" w:w="2016"/>
           </w:tcPr>
           <w:p>
             <w:r>
               <w:rPr>
                 <w:sz w:val="20"/>
               </w:rPr>
-              <w:t>0.1096</w:t>
+              <w:t>LightGBM (tuned)</w:t>
             </w:r>
           </w:p>
         </w:tc>
         <w:tc>
           <w:tcPr>
-            <w:tcW w:type="dxa" w:w="720"/>
-          </w:tcPr>
-          <w:p>
-            <w:r>
-              <w:rPr>
-                <w:sz w:val="20"/>
-              </w:rPr>
-              <w:t>1.0</w:t>
-            </w:r>
-          </w:p>
-        </w:tc>
-        <w:tc>
-          <w:tcPr>
-            <w:tcW w:type="dxa" w:w="720"/>
-          </w:tcPr>
-          <w:p>
-            <w:r>
-              <w:rPr>
-                <w:sz w:val="20"/>
-              </w:rPr>
-              <w:t>no_traffic_lte</w:t>
-            </w:r>
-          </w:p>
-        </w:tc>
-        <w:tc>
-          <w:tcPr>
-            <w:tcW w:type="dxa" w:w="720"/>
-          </w:tcPr>
-          <w:p>
-            <w:r>
-              <w:rPr>
-                <w:sz w:val="20"/>
-              </w:rPr>
-              <w:t>1097</w:t>
-            </w:r>
-          </w:p>
-        </w:tc>
-        <w:tc>
-          <w:tcPr>
-            <w:tcW w:type="dxa" w:w="720"/>
-          </w:tcPr>
-          <w:p>
-            <w:r>
-              <w:rPr>
-                <w:sz w:val="20"/>
-              </w:rPr>
-              <w:t>193</w:t>
-            </w:r>
-          </w:p>
-        </w:tc>
-      </w:tr>
-      <w:tr>
-        <w:tc>
-          <w:tcPr>
-            <w:tcW w:type="dxa" w:w="720"/>
-          </w:tcPr>
-          <w:p>
-            <w:r>
-              <w:rPr>
-                <w:sz w:val="20"/>
-              </w:rPr>
-              <w:t>Gradient-Boosted Ensemble (LightGBM, Optuna-tuned)</w:t>
-            </w:r>
-          </w:p>
-        </w:tc>
-        <w:tc>
-          <w:tcPr>
-            <w:tcW w:type="dxa" w:w="720"/>
+            <w:tcW w:type="dxa" w:w="2016"/>
           </w:tcPr>
           <w:p>
             <w:r>
@@ -737,7 +462,7 @@
         </w:tc>
         <w:tc>
           <w:tcPr>
-            <w:tcW w:type="dxa" w:w="720"/>
+            <w:tcW w:type="dxa" w:w="2016"/>
           </w:tcPr>
           <w:p>
             <w:r>
@@ -750,20 +475,7 @@
         </w:tc>
         <w:tc>
           <w:tcPr>
-            <w:tcW w:type="dxa" w:w="720"/>
-          </w:tcPr>
-          <w:p>
-            <w:r>
-              <w:rPr>
-                <w:sz w:val="20"/>
-              </w:rPr>
-              <w:t>0.7087</w:t>
-            </w:r>
-          </w:p>
-        </w:tc>
-        <w:tc>
-          <w:tcPr>
-            <w:tcW w:type="dxa" w:w="720"/>
+            <w:tcW w:type="dxa" w:w="2016"/>
           </w:tcPr>
           <w:p>
             <w:r>
@@ -776,7 +488,20 @@
         </w:tc>
         <w:tc>
           <w:tcPr>
-            <w:tcW w:type="dxa" w:w="720"/>
+            <w:tcW w:type="dxa" w:w="2016"/>
+          </w:tcPr>
+          <w:p>
+            <w:r>
+              <w:rPr>
+                <w:sz w:val="20"/>
+              </w:rPr>
+              <w:t>6.4255</w:t>
+            </w:r>
+          </w:p>
+        </w:tc>
+        <w:tc>
+          <w:tcPr>
+            <w:tcW w:type="dxa" w:w="2016"/>
           </w:tcPr>
           <w:p>
             <w:r>
@@ -789,7 +514,7 @@
         </w:tc>
         <w:tc>
           <w:tcPr>
-            <w:tcW w:type="dxa" w:w="720"/>
+            <w:tcW w:type="dxa" w:w="2016"/>
           </w:tcPr>
           <w:p>
             <w:r>
@@ -800,76 +525,11 @@
             </w:r>
           </w:p>
         </w:tc>
-        <w:tc>
-          <w:tcPr>
-            <w:tcW w:type="dxa" w:w="720"/>
-          </w:tcPr>
-          <w:p>
-            <w:r>
-              <w:rPr>
-                <w:sz w:val="20"/>
-              </w:rPr>
-              <w:t>6.4255</w:t>
-            </w:r>
-          </w:p>
-        </w:tc>
-        <w:tc>
-          <w:tcPr>
-            <w:tcW w:type="dxa" w:w="720"/>
-          </w:tcPr>
-          <w:p>
-            <w:r>
-              <w:rPr>
-                <w:sz w:val="20"/>
-              </w:rPr>
-              <w:t>58.6242</w:t>
-            </w:r>
-          </w:p>
-        </w:tc>
-        <w:tc>
-          <w:tcPr>
-            <w:tcW w:type="dxa" w:w="720"/>
-          </w:tcPr>
-          <w:p>
-            <w:r>
-              <w:rPr>
-                <w:sz w:val="20"/>
-              </w:rPr>
-              <w:t>no_traffic_lte</w:t>
-            </w:r>
-          </w:p>
-        </w:tc>
-        <w:tc>
-          <w:tcPr>
-            <w:tcW w:type="dxa" w:w="720"/>
-          </w:tcPr>
-          <w:p>
-            <w:r>
-              <w:rPr>
-                <w:sz w:val="20"/>
-              </w:rPr>
-              <w:t>1097</w:t>
-            </w:r>
-          </w:p>
-        </w:tc>
-        <w:tc>
-          <w:tcPr>
-            <w:tcW w:type="dxa" w:w="720"/>
-          </w:tcPr>
-          <w:p>
-            <w:r>
-              <w:rPr>
-                <w:sz w:val="20"/>
-              </w:rPr>
-              <w:t>193</w:t>
-            </w:r>
-          </w:p>
-        </w:tc>
       </w:tr>
     </w:tbl>
     <w:sectPr>
-      <w:pgSz w:w="12240" w:h="15840"/>
-      <w:pgMar w:top="1440" w:right="1800" w:bottom="1440" w:left="1800" w:header="720" w:footer="720" w:gutter="0"/>
+      <w:pgSz w:w="15840" w:h="12240" w:orient="landscape"/>
+      <w:pgMar w:top="864" w:right="864" w:bottom="864" w:left="864" w:header="720" w:footer="720" w:gutter="0"/>
       <w:cols w:space="720"/>
       <w:docGrid w:linePitch="360"/>
     </w:sectPr>

--- a/tables/rigid_jpcc_no_traffic_lte_model_metrics.docx
+++ b/tables/rigid_jpcc_no_traffic_lte_model_metrics.docx
@@ -208,7 +208,7 @@
               <w:rPr>
                 <w:sz w:val="20"/>
               </w:rPr>
-              <w:t>0.009</w:t>
+              <w:t>0.0138</w:t>
             </w:r>
           </w:p>
         </w:tc>
@@ -221,7 +221,7 @@
               <w:rPr>
                 <w:sz w:val="20"/>
               </w:rPr>
-              <w:t>45.9778</w:t>
+              <w:t>34.1014</w:t>
             </w:r>
           </w:p>
         </w:tc>
@@ -299,7 +299,7 @@
               <w:rPr>
                 <w:sz w:val="20"/>
               </w:rPr>
-              <w:t>0.4138</w:t>
+              <w:t>0.4706</w:t>
             </w:r>
           </w:p>
         </w:tc>
@@ -390,7 +390,7 @@
               <w:rPr>
                 <w:sz w:val="20"/>
               </w:rPr>
-              <w:t>3.7754</w:t>
+              <w:t>3.2229</w:t>
             </w:r>
           </w:p>
         </w:tc>
@@ -403,7 +403,7 @@
               <w:rPr>
                 <w:sz w:val="20"/>
               </w:rPr>
-              <w:t>0.1096</w:t>
+              <w:t>0.146</w:t>
             </w:r>
           </w:p>
         </w:tc>
@@ -482,7 +482,7 @@
               <w:rPr>
                 <w:sz w:val="20"/>
               </w:rPr>
-              <w:t>0.0644</w:t>
+              <w:t>0.0464</w:t>
             </w:r>
           </w:p>
         </w:tc>
@@ -495,7 +495,7 @@
               <w:rPr>
                 <w:sz w:val="20"/>
               </w:rPr>
-              <w:t>6.4255</w:t>
+              <w:t>10.1422</w:t>
             </w:r>
           </w:p>
         </w:tc>
